--- a/zht/docx/201.content.docx
+++ b/zht/docx/201.content.docx
@@ -624,18 +624,12 @@
           <w:lang w:val="zh_TW" w:bidi="zh_TW"/>
         </w:rPr>
       </w:r>
-      <w:hyperlink r:id="rId13">
-        <w:r>
-          <w:rPr>
-            <w:lang w:val="zh_TW" w:bidi="zh_TW"/>
-          </w:rPr>
-          <w:rPr>
-            <w:color w:val="0000EE"/>
-            <w:u w:val="single"/>
-          </w:rPr>
-          <w:t>彼得前書3:15–17</w:t>
-        </w:r>
-      </w:hyperlink>
+      <w:r>
+        <w:rPr>
+          <w:lang w:val="zh_TW" w:bidi="zh_TW"/>
+        </w:rPr>
+        <w:t>彼得前書3:15–17</w:t>
+      </w:r>
     </w:p>
     <w:p>
       <w:pPr>
@@ -648,18 +642,12 @@
           <w:lang w:val="zh_TW" w:bidi="zh_TW"/>
         </w:rPr>
       </w:r>
-      <w:hyperlink r:id="rId14">
-        <w:r>
-          <w:rPr>
-            <w:lang w:val="zh_TW" w:bidi="zh_TW"/>
-          </w:rPr>
-          <w:rPr>
-            <w:color w:val="0000EE"/>
-            <w:u w:val="single"/>
-          </w:rPr>
-          <w:t>列王紀下2:17</w:t>
-        </w:r>
-      </w:hyperlink>
+      <w:r>
+        <w:rPr>
+          <w:lang w:val="zh_TW" w:bidi="zh_TW"/>
+        </w:rPr>
+        <w:t>列王紀下2:17</w:t>
+      </w:r>
     </w:p>
     <w:p>
       <w:pPr>
@@ -672,18 +660,12 @@
           <w:lang w:val="zh_TW" w:bidi="zh_TW"/>
         </w:rPr>
       </w:r>
-      <w:hyperlink r:id="rId15">
-        <w:r>
-          <w:rPr>
-            <w:lang w:val="zh_TW" w:bidi="zh_TW"/>
-          </w:rPr>
-          <w:rPr>
-            <w:color w:val="0000EE"/>
-            <w:u w:val="single"/>
-          </w:rPr>
-          <w:t>撒母耳記下13:13</w:t>
-        </w:r>
-      </w:hyperlink>
+      <w:r>
+        <w:rPr>
+          <w:lang w:val="zh_TW" w:bidi="zh_TW"/>
+        </w:rPr>
+        <w:t>撒母耳記下13:13</w:t>
+      </w:r>
     </w:p>
     <w:p>
       <w:pPr>
@@ -696,18 +678,12 @@
           <w:lang w:val="zh_TW" w:bidi="zh_TW"/>
         </w:rPr>
       </w:r>
-      <w:hyperlink r:id="rId16">
-        <w:r>
-          <w:rPr>
-            <w:lang w:val="zh_TW" w:bidi="zh_TW"/>
-          </w:rPr>
-          <w:rPr>
-            <w:color w:val="0000EE"/>
-            <w:u w:val="single"/>
-          </w:rPr>
-          <w:t>路加福音20:11</w:t>
-        </w:r>
-      </w:hyperlink>
+      <w:r>
+        <w:rPr>
+          <w:lang w:val="zh_TW" w:bidi="zh_TW"/>
+        </w:rPr>
+        <w:t>路加福音20:11</w:t>
+      </w:r>
     </w:p>
     <w:p>
       <w:pPr>
@@ -720,18 +696,12 @@
           <w:lang w:val="zh_TW" w:bidi="zh_TW"/>
         </w:rPr>
       </w:r>
-      <w:hyperlink r:id="rId17">
-        <w:r>
-          <w:rPr>
-            <w:lang w:val="zh_TW" w:bidi="zh_TW"/>
-          </w:rPr>
-          <w:rPr>
-            <w:color w:val="0000EE"/>
-            <w:u w:val="single"/>
-          </w:rPr>
-          <w:t>馬可福音8:38</w:t>
-        </w:r>
-      </w:hyperlink>
+      <w:r>
+        <w:rPr>
+          <w:lang w:val="zh_TW" w:bidi="zh_TW"/>
+        </w:rPr>
+        <w:t>馬可福音8:38</w:t>
+      </w:r>
     </w:p>
     <w:p>
       <w:pPr>
@@ -744,18 +714,12 @@
           <w:lang w:val="zh_TW" w:bidi="zh_TW"/>
         </w:rPr>
       </w:r>
-      <w:hyperlink r:id="rId18">
-        <w:r>
-          <w:rPr>
-            <w:lang w:val="zh_TW" w:bidi="zh_TW"/>
-          </w:rPr>
-          <w:rPr>
-            <w:color w:val="0000EE"/>
-            <w:u w:val="single"/>
-          </w:rPr>
-          <w:t>馬可福音12:4–5</w:t>
-        </w:r>
-      </w:hyperlink>
+      <w:r>
+        <w:rPr>
+          <w:lang w:val="zh_TW" w:bidi="zh_TW"/>
+        </w:rPr>
+        <w:t>馬可福音12:4–5</w:t>
+      </w:r>
     </w:p>
     <w:p>
       <w:pPr>
@@ -768,18 +732,12 @@
           <w:lang w:val="zh_TW" w:bidi="zh_TW"/>
         </w:rPr>
       </w:r>
-      <w:hyperlink r:id="rId19">
-        <w:r>
-          <w:rPr>
-            <w:lang w:val="zh_TW" w:bidi="zh_TW"/>
-          </w:rPr>
-          <w:rPr>
-            <w:color w:val="0000EE"/>
-            <w:u w:val="single"/>
-          </w:rPr>
-          <w:t>提摩太前書3:7</w:t>
-        </w:r>
-      </w:hyperlink>
+      <w:r>
+        <w:rPr>
+          <w:lang w:val="zh_TW" w:bidi="zh_TW"/>
+        </w:rPr>
+        <w:t>提摩太前書3:7</w:t>
+      </w:r>
     </w:p>
     <w:p>
       <w:pPr>
@@ -792,18 +750,12 @@
           <w:lang w:val="zh_TW" w:bidi="zh_TW"/>
         </w:rPr>
       </w:r>
-      <w:hyperlink r:id="rId20">
-        <w:r>
-          <w:rPr>
-            <w:lang w:val="zh_TW" w:bidi="zh_TW"/>
-          </w:rPr>
-          <w:rPr>
-            <w:color w:val="0000EE"/>
-            <w:u w:val="single"/>
-          </w:rPr>
-          <w:t>創世記34:7</w:t>
-        </w:r>
-      </w:hyperlink>
+      <w:r>
+        <w:rPr>
+          <w:lang w:val="zh_TW" w:bidi="zh_TW"/>
+        </w:rPr>
+        <w:t>創世記34:7</w:t>
+      </w:r>
     </w:p>
     <w:p>
       <w:pPr>
@@ -816,18 +768,12 @@
           <w:lang w:val="zh_TW" w:bidi="zh_TW"/>
         </w:rPr>
       </w:r>
-      <w:hyperlink r:id="rId21">
-        <w:r>
-          <w:rPr>
-            <w:lang w:val="zh_TW" w:bidi="zh_TW"/>
-          </w:rPr>
-          <w:rPr>
-            <w:color w:val="0000EE"/>
-            <w:u w:val="single"/>
-          </w:rPr>
-          <w:t>希伯來書11:26</w:t>
-        </w:r>
-      </w:hyperlink>
+      <w:r>
+        <w:rPr>
+          <w:lang w:val="zh_TW" w:bidi="zh_TW"/>
+        </w:rPr>
+        <w:t>希伯來書11:26</w:t>
+      </w:r>
     </w:p>
     <w:p>
       <w:pPr>
@@ -840,18 +786,12 @@
           <w:lang w:val="zh_TW" w:bidi="zh_TW"/>
         </w:rPr>
       </w:r>
-      <w:hyperlink r:id="rId22">
-        <w:r>
-          <w:rPr>
-            <w:lang w:val="zh_TW" w:bidi="zh_TW"/>
-          </w:rPr>
-          <w:rPr>
-            <w:color w:val="0000EE"/>
-            <w:u w:val="single"/>
-          </w:rPr>
-          <w:t>耶利米哀歌2:1–2</w:t>
-        </w:r>
-      </w:hyperlink>
+      <w:r>
+        <w:rPr>
+          <w:lang w:val="zh_TW" w:bidi="zh_TW"/>
+        </w:rPr>
+        <w:t>耶利米哀歌2:1–2</w:t>
+      </w:r>
     </w:p>
     <w:p>
       <w:pPr>
@@ -864,18 +804,12 @@
           <w:lang w:val="zh_TW" w:bidi="zh_TW"/>
         </w:rPr>
       </w:r>
-      <w:hyperlink r:id="rId23">
-        <w:r>
-          <w:rPr>
-            <w:lang w:val="zh_TW" w:bidi="zh_TW"/>
-          </w:rPr>
-          <w:rPr>
-            <w:color w:val="0000EE"/>
-            <w:u w:val="single"/>
-          </w:rPr>
-          <w:t>詩篇22:6</w:t>
-        </w:r>
-      </w:hyperlink>
+      <w:r>
+        <w:rPr>
+          <w:lang w:val="zh_TW" w:bidi="zh_TW"/>
+        </w:rPr>
+        <w:t>詩篇22:6</w:t>
+      </w:r>
     </w:p>
     <w:p>
       <w:pPr>
@@ -888,18 +822,12 @@
           <w:lang w:val="zh_TW" w:bidi="zh_TW"/>
         </w:rPr>
       </w:r>
-      <w:hyperlink r:id="rId24">
-        <w:r>
-          <w:rPr>
-            <w:lang w:val="zh_TW" w:bidi="zh_TW"/>
-          </w:rPr>
-          <w:rPr>
-            <w:color w:val="0000EE"/>
-            <w:u w:val="single"/>
-          </w:rPr>
-          <w:t>申命記21:14</w:t>
-        </w:r>
-      </w:hyperlink>
+      <w:r>
+        <w:rPr>
+          <w:lang w:val="zh_TW" w:bidi="zh_TW"/>
+        </w:rPr>
+        <w:t>申命記21:14</w:t>
+      </w:r>
     </w:p>
     <w:p>
       <w:pPr>
@@ -912,18 +840,12 @@
           <w:lang w:val="zh_TW" w:bidi="zh_TW"/>
         </w:rPr>
       </w:r>
-      <w:hyperlink r:id="rId25">
-        <w:r>
-          <w:rPr>
-            <w:lang w:val="zh_TW" w:bidi="zh_TW"/>
-          </w:rPr>
-          <w:rPr>
-            <w:color w:val="0000EE"/>
-            <w:u w:val="single"/>
-          </w:rPr>
-          <w:t>以斯拉記9:5</w:t>
-        </w:r>
-      </w:hyperlink>
+      <w:r>
+        <w:rPr>
+          <w:lang w:val="zh_TW" w:bidi="zh_TW"/>
+        </w:rPr>
+        <w:t>以斯拉記9:5</w:t>
+      </w:r>
     </w:p>
     <w:p>
       <w:pPr>
@@ -936,18 +858,12 @@
           <w:lang w:val="zh_TW" w:bidi="zh_TW"/>
         </w:rPr>
       </w:r>
-      <w:hyperlink r:id="rId26">
-        <w:r>
-          <w:rPr>
-            <w:lang w:val="zh_TW" w:bidi="zh_TW"/>
-          </w:rPr>
-          <w:rPr>
-            <w:color w:val="0000EE"/>
-            <w:u w:val="single"/>
-          </w:rPr>
-          <w:t>箴言25:7–8</w:t>
-        </w:r>
-      </w:hyperlink>
+      <w:r>
+        <w:rPr>
+          <w:lang w:val="zh_TW" w:bidi="zh_TW"/>
+        </w:rPr>
+        <w:t>箴言25:7–8</w:t>
+      </w:r>
     </w:p>
     <w:p>
       <w:pPr>
@@ -960,18 +876,12 @@
           <w:lang w:val="zh_TW" w:bidi="zh_TW"/>
         </w:rPr>
       </w:r>
-      <w:hyperlink r:id="rId27">
-        <w:r>
-          <w:rPr>
-            <w:lang w:val="zh_TW" w:bidi="zh_TW"/>
-          </w:rPr>
-          <w:rPr>
-            <w:color w:val="0000EE"/>
-            <w:u w:val="single"/>
-          </w:rPr>
-          <w:t>詩篇6:8–10</w:t>
-        </w:r>
-      </w:hyperlink>
+      <w:r>
+        <w:rPr>
+          <w:lang w:val="zh_TW" w:bidi="zh_TW"/>
+        </w:rPr>
+        <w:t>詩篇6:8–10</w:t>
+      </w:r>
     </w:p>
     <w:p>
       <w:pPr>
@@ -984,18 +894,12 @@
           <w:lang w:val="zh_TW" w:bidi="zh_TW"/>
         </w:rPr>
       </w:r>
-      <w:hyperlink r:id="rId28">
-        <w:r>
-          <w:rPr>
-            <w:lang w:val="zh_TW" w:bidi="zh_TW"/>
-          </w:rPr>
-          <w:rPr>
-            <w:color w:val="0000EE"/>
-            <w:u w:val="single"/>
-          </w:rPr>
-          <w:t>詩篇123:3</w:t>
-        </w:r>
-      </w:hyperlink>
+      <w:r>
+        <w:rPr>
+          <w:lang w:val="zh_TW" w:bidi="zh_TW"/>
+        </w:rPr>
+        <w:t>詩篇123:3</w:t>
+      </w:r>
     </w:p>
     <w:p>
       <w:pPr>
@@ -1008,18 +912,12 @@
           <w:lang w:val="zh_TW" w:bidi="zh_TW"/>
         </w:rPr>
       </w:r>
-      <w:hyperlink r:id="rId29">
-        <w:r>
-          <w:rPr>
-            <w:lang w:val="zh_TW" w:bidi="zh_TW"/>
-          </w:rPr>
-          <w:rPr>
-            <w:color w:val="0000EE"/>
-            <w:u w:val="single"/>
-          </w:rPr>
-          <w:t>提摩太前書5:7–8</w:t>
-        </w:r>
-      </w:hyperlink>
+      <w:r>
+        <w:rPr>
+          <w:lang w:val="zh_TW" w:bidi="zh_TW"/>
+        </w:rPr>
+        <w:t>提摩太前書5:7–8</w:t>
+      </w:r>
     </w:p>
     <w:p>
       <w:pPr>
@@ -1032,18 +930,12 @@
           <w:lang w:val="zh_TW" w:bidi="zh_TW"/>
         </w:rPr>
       </w:r>
-      <w:hyperlink r:id="rId30">
-        <w:r>
-          <w:rPr>
-            <w:lang w:val="zh_TW" w:bidi="zh_TW"/>
-          </w:rPr>
-          <w:rPr>
-            <w:color w:val="0000EE"/>
-            <w:u w:val="single"/>
-          </w:rPr>
-          <w:t>提摩太前書6:13–14</w:t>
-        </w:r>
-      </w:hyperlink>
+      <w:r>
+        <w:rPr>
+          <w:lang w:val="zh_TW" w:bidi="zh_TW"/>
+        </w:rPr>
+        <w:t>提摩太前書6:13–14</w:t>
+      </w:r>
     </w:p>
     <w:p>
       <w:pPr>
@@ -1056,18 +948,12 @@
           <w:lang w:val="zh_TW" w:bidi="zh_TW"/>
         </w:rPr>
       </w:r>
-      <w:hyperlink r:id="rId31">
-        <w:r>
-          <w:rPr>
-            <w:lang w:val="zh_TW" w:bidi="zh_TW"/>
-          </w:rPr>
-          <w:rPr>
-            <w:color w:val="0000EE"/>
-            <w:u w:val="single"/>
-          </w:rPr>
-          <w:t>耶利米書15:15–16</w:t>
-        </w:r>
-      </w:hyperlink>
+      <w:r>
+        <w:rPr>
+          <w:lang w:val="zh_TW" w:bidi="zh_TW"/>
+        </w:rPr>
+        <w:t>耶利米書15:15–16</w:t>
+      </w:r>
     </w:p>
     <w:p>
       <w:pPr>
@@ -1080,18 +966,12 @@
           <w:lang w:val="zh_TW" w:bidi="zh_TW"/>
         </w:rPr>
       </w:r>
-      <w:hyperlink r:id="rId32">
-        <w:r>
-          <w:rPr>
-            <w:lang w:val="zh_TW" w:bidi="zh_TW"/>
-          </w:rPr>
-          <w:rPr>
-            <w:color w:val="0000EE"/>
-            <w:u w:val="single"/>
-          </w:rPr>
-          <w:t>約伯記16:9–10</w:t>
-        </w:r>
-      </w:hyperlink>
+      <w:r>
+        <w:rPr>
+          <w:lang w:val="zh_TW" w:bidi="zh_TW"/>
+        </w:rPr>
+        <w:t>約伯記16:9–10</w:t>
+      </w:r>
     </w:p>
     <w:p>
       <w:pPr>
@@ -1104,18 +984,12 @@
           <w:lang w:val="zh_TW" w:bidi="zh_TW"/>
         </w:rPr>
       </w:r>
-      <w:hyperlink r:id="rId33">
-        <w:r>
-          <w:rPr>
-            <w:lang w:val="zh_TW" w:bidi="zh_TW"/>
-          </w:rPr>
-          <w:rPr>
-            <w:color w:val="0000EE"/>
-            <w:u w:val="single"/>
-          </w:rPr>
-          <w:t>箴言18:3</w:t>
-        </w:r>
-      </w:hyperlink>
+      <w:r>
+        <w:rPr>
+          <w:lang w:val="zh_TW" w:bidi="zh_TW"/>
+        </w:rPr>
+        <w:t>箴言18:3</w:t>
+      </w:r>
     </w:p>
     <w:p>
       <w:pPr>
@@ -1379,18 +1253,12 @@
           <w:lang w:val="zh_TW" w:bidi="zh_TW"/>
         </w:rPr>
       </w:r>
-      <w:hyperlink r:id="rId34">
-        <w:r>
-          <w:rPr>
-            <w:lang w:val="zh_TW" w:bidi="zh_TW"/>
-          </w:rPr>
-          <w:rPr>
-            <w:color w:val="0000EE"/>
-            <w:u w:val="single"/>
-          </w:rPr>
-          <w:t>哥林多前書4:10</w:t>
-        </w:r>
-      </w:hyperlink>
+      <w:r>
+        <w:rPr>
+          <w:lang w:val="zh_TW" w:bidi="zh_TW"/>
+        </w:rPr>
+        <w:t>哥林多前書4:10</w:t>
+      </w:r>
     </w:p>
     <w:p>
       <w:pPr>
@@ -1403,18 +1271,12 @@
           <w:lang w:val="zh_TW" w:bidi="zh_TW"/>
         </w:rPr>
       </w:r>
-      <w:hyperlink r:id="rId35">
-        <w:r>
-          <w:rPr>
-            <w:lang w:val="zh_TW" w:bidi="zh_TW"/>
-          </w:rPr>
-          <w:rPr>
-            <w:color w:val="0000EE"/>
-            <w:u w:val="single"/>
-          </w:rPr>
-          <w:t>撒母耳記上20:34</w:t>
-        </w:r>
-      </w:hyperlink>
+      <w:r>
+        <w:rPr>
+          <w:lang w:val="zh_TW" w:bidi="zh_TW"/>
+        </w:rPr>
+        <w:t>撒母耳記上20:34</w:t>
+      </w:r>
     </w:p>
     <w:p>
       <w:pPr>
@@ -1427,18 +1289,12 @@
           <w:lang w:val="zh_TW" w:bidi="zh_TW"/>
         </w:rPr>
       </w:r>
-      <w:hyperlink r:id="rId36">
-        <w:r>
-          <w:rPr>
-            <w:lang w:val="zh_TW" w:bidi="zh_TW"/>
-          </w:rPr>
-          <w:rPr>
-            <w:color w:val="0000EE"/>
-            <w:u w:val="single"/>
-          </w:rPr>
-          <w:t>哥林多後書6:8–10</w:t>
-        </w:r>
-      </w:hyperlink>
+      <w:r>
+        <w:rPr>
+          <w:lang w:val="zh_TW" w:bidi="zh_TW"/>
+        </w:rPr>
+        <w:t>哥林多後書6:8–10</w:t>
+      </w:r>
     </w:p>
     <w:p>
       <w:pPr>
@@ -1451,18 +1307,12 @@
           <w:lang w:val="zh_TW" w:bidi="zh_TW"/>
         </w:rPr>
       </w:r>
-      <w:hyperlink r:id="rId37">
-        <w:r>
-          <w:rPr>
-            <w:lang w:val="zh_TW" w:bidi="zh_TW"/>
-          </w:rPr>
-          <w:rPr>
-            <w:color w:val="0000EE"/>
-            <w:u w:val="single"/>
-          </w:rPr>
-          <w:t>以西結書22:7</w:t>
-        </w:r>
-      </w:hyperlink>
+      <w:r>
+        <w:rPr>
+          <w:lang w:val="zh_TW" w:bidi="zh_TW"/>
+        </w:rPr>
+        <w:t>以西結書22:7</w:t>
+      </w:r>
     </w:p>
     <w:p>
       <w:pPr>
@@ -1475,18 +1325,12 @@
           <w:lang w:val="zh_TW" w:bidi="zh_TW"/>
         </w:rPr>
       </w:r>
-      <w:hyperlink r:id="rId38">
-        <w:r>
-          <w:rPr>
-            <w:lang w:val="zh_TW" w:bidi="zh_TW"/>
-          </w:rPr>
-          <w:rPr>
-            <w:color w:val="0000EE"/>
-            <w:u w:val="single"/>
-          </w:rPr>
-          <w:t>約翰福音8:48</w:t>
-        </w:r>
-      </w:hyperlink>
+      <w:r>
+        <w:rPr>
+          <w:lang w:val="zh_TW" w:bidi="zh_TW"/>
+        </w:rPr>
+        <w:t>約翰福音8:48</w:t>
+      </w:r>
     </w:p>
     <w:p>
       <w:pPr>
@@ -1499,18 +1343,12 @@
           <w:lang w:val="zh_TW" w:bidi="zh_TW"/>
         </w:rPr>
       </w:r>
-      <w:hyperlink r:id="rId39">
-        <w:r>
-          <w:rPr>
-            <w:lang w:val="zh_TW" w:bidi="zh_TW"/>
-          </w:rPr>
-          <w:rPr>
-            <w:color w:val="0000EE"/>
-            <w:u w:val="single"/>
-          </w:rPr>
-          <w:t>利未記18:8</w:t>
-        </w:r>
-      </w:hyperlink>
+      <w:r>
+        <w:rPr>
+          <w:lang w:val="zh_TW" w:bidi="zh_TW"/>
+        </w:rPr>
+        <w:t>利未記18:8</w:t>
+      </w:r>
     </w:p>
     <w:p>
       <w:pPr>

--- a/zht/docx/201.content.docx
+++ b/zht/docx/201.content.docx
@@ -527,19 +527,7 @@
         <w:rPr>
           <w:lang w:val="zh_TW" w:bidi="zh_TW"/>
         </w:rPr>
-        <w:t>、</w:t>
-      </w:r>
-      <w:r>
-        <w:rPr>
-          <w:lang w:val="zh_TW" w:bidi="zh_TW"/>
-        </w:rPr>
-        <w:t>控告</w:t>
-      </w:r>
-      <w:r>
-        <w:rPr>
-          <w:lang w:val="zh_TW" w:bidi="zh_TW"/>
-        </w:rPr>
-        <w:t>、</w:t>
+        <w:t>、控告、</w:t>
       </w:r>
       <w:r>
         <w:rPr>
